--- a/docs/Content/GISFall2025.docx
+++ b/docs/Content/GISFall2025.docx
@@ -172,7 +172,15 @@
           <w:b/>
           <w:bCs/>
         </w:rPr>
-        <w:t>Lecture:</w:t>
+        <w:t>Lecture</w:t>
+      </w:r>
+      <w:proofErr w:type="gramStart"/>
+      <w:r>
+        <w:rPr>
+          <w:b/>
+          <w:bCs/>
+        </w:rPr>
+        <w:t>:</w:t>
       </w:r>
       <w:r>
         <w:t xml:space="preserve"> </w:t>
@@ -183,6 +191,7 @@
         </w:rPr>
         <w:t xml:space="preserve"> TR</w:t>
       </w:r>
+      <w:proofErr w:type="gramEnd"/>
       <w:r>
         <w:t xml:space="preserve"> </w:t>
       </w:r>
@@ -367,7 +376,7 @@
         <w:t xml:space="preserve"> </w:t>
       </w:r>
       <w:r>
-        <w:t>TR</w:t>
+        <w:t>MW</w:t>
       </w:r>
       <w:r>
         <w:rPr>
@@ -385,7 +394,16 @@
         <w:t xml:space="preserve"> </w:t>
       </w:r>
       <w:r>
-        <w:t>11:50</w:t>
+        <w:t>1</w:t>
+      </w:r>
+      <w:r>
+        <w:t>1</w:t>
+      </w:r>
+      <w:r>
+        <w:t>:</w:t>
+      </w:r>
+      <w:r>
+        <w:t>59</w:t>
       </w:r>
       <w:r>
         <w:rPr>
@@ -2339,9 +2357,11 @@
         </w:rPr>
         <w:t xml:space="preserve"> </w:t>
       </w:r>
+      <w:proofErr w:type="gramStart"/>
       <w:r>
         <w:t>Geography</w:t>
       </w:r>
+      <w:proofErr w:type="gramEnd"/>
       <w:r>
         <w:rPr>
           <w:spacing w:val="-5"/>
@@ -3117,10 +3137,31 @@
               <w:jc w:val="center"/>
             </w:pPr>
             <w:r>
+              <w:t>ArcGIS Pro</w:t>
+            </w:r>
+            <w:r>
               <w:rPr>
                 <w:rFonts w:eastAsia="SimSun"/>
                 <w:lang w:eastAsia="zh-CN"/>
               </w:rPr>
+              <w:t xml:space="preserve"> </w:t>
+            </w:r>
+          </w:p>
+        </w:tc>
+        <w:tc>
+          <w:tcPr>
+            <w:tcW w:w="2790" w:type="dxa"/>
+            <w:vAlign w:val="center"/>
+          </w:tcPr>
+          <w:p>
+            <w:pPr>
+              <w:jc w:val="center"/>
+            </w:pPr>
+            <w:r>
+              <w:rPr>
+                <w:rFonts w:eastAsia="SimSun"/>
+                <w:lang w:eastAsia="zh-CN"/>
+              </w:rPr>
               <w:t>ArcGIS</w:t>
             </w:r>
             <w:r>
@@ -3155,20 +3196,6 @@
         </w:tc>
         <w:tc>
           <w:tcPr>
-            <w:tcW w:w="2790" w:type="dxa"/>
-            <w:vAlign w:val="center"/>
-          </w:tcPr>
-          <w:p>
-            <w:pPr>
-              <w:jc w:val="center"/>
-            </w:pPr>
-            <w:r>
-              <w:t>ArcGIS Pro</w:t>
-            </w:r>
-          </w:p>
-        </w:tc>
-        <w:tc>
-          <w:tcPr>
             <w:tcW w:w="1170" w:type="dxa"/>
             <w:vAlign w:val="center"/>
           </w:tcPr>
@@ -3192,7 +3219,7 @@
                 <w:rFonts w:eastAsia="SimSun"/>
                 <w:lang w:eastAsia="zh-CN"/>
               </w:rPr>
-              <w:t xml:space="preserve"> 1/3</w:t>
+              <w:t xml:space="preserve"> 1</w:t>
             </w:r>
           </w:p>
           <w:p>
@@ -3205,17 +3232,17 @@
             </w:pPr>
             <w:r>
               <w:rPr>
-                <w:rFonts w:eastAsia="SimSun" w:hint="eastAsia"/>
-                <w:lang w:eastAsia="zh-CN"/>
-              </w:rPr>
-              <w:t>PMD</w:t>
-            </w:r>
-            <w:r>
-              <w:rPr>
                 <w:rFonts w:eastAsia="SimSun"/>
                 <w:lang w:eastAsia="zh-CN"/>
               </w:rPr>
-              <w:t xml:space="preserve"> 1</w:t>
+              <w:t xml:space="preserve">DGIS </w:t>
+            </w:r>
+            <w:r>
+              <w:rPr>
+                <w:rFonts w:eastAsia="SimSun"/>
+                <w:lang w:eastAsia="zh-CN"/>
+              </w:rPr>
+              <w:t>1</w:t>
             </w:r>
           </w:p>
         </w:tc>
@@ -3309,6 +3336,44 @@
               <w:t xml:space="preserve"> </w:t>
             </w:r>
             <w:r>
+              <w:t>ArcGIS Pro</w:t>
+            </w:r>
+            <w:r>
+              <w:t xml:space="preserve"> </w:t>
+            </w:r>
+          </w:p>
+        </w:tc>
+        <w:tc>
+          <w:tcPr>
+            <w:tcW w:w="2790" w:type="dxa"/>
+            <w:vAlign w:val="center"/>
+          </w:tcPr>
+          <w:p>
+            <w:pPr>
+              <w:jc w:val="center"/>
+              <w:rPr>
+                <w:spacing w:val="-2"/>
+              </w:rPr>
+            </w:pPr>
+            <w:r>
+              <w:t>Lab</w:t>
+            </w:r>
+            <w:r>
+              <w:rPr>
+                <w:spacing w:val="33"/>
+              </w:rPr>
+              <w:t xml:space="preserve"> </w:t>
+            </w:r>
+            <w:r>
+              <w:t>#1:</w:t>
+            </w:r>
+            <w:r>
+              <w:rPr>
+                <w:spacing w:val="30"/>
+              </w:rPr>
+              <w:t xml:space="preserve"> </w:t>
+            </w:r>
+            <w:r>
               <w:rPr>
                 <w:rFonts w:eastAsia="SimSun"/>
                 <w:lang w:eastAsia="zh-CN"/>
@@ -3342,41 +3407,6 @@
                 <w:lang w:eastAsia="zh-CN"/>
               </w:rPr>
               <w:t>Accounts</w:t>
-            </w:r>
-          </w:p>
-        </w:tc>
-        <w:tc>
-          <w:tcPr>
-            <w:tcW w:w="2790" w:type="dxa"/>
-            <w:vAlign w:val="center"/>
-          </w:tcPr>
-          <w:p>
-            <w:pPr>
-              <w:jc w:val="center"/>
-              <w:rPr>
-                <w:spacing w:val="-2"/>
-              </w:rPr>
-            </w:pPr>
-            <w:r>
-              <w:t>Lab</w:t>
-            </w:r>
-            <w:r>
-              <w:rPr>
-                <w:spacing w:val="33"/>
-              </w:rPr>
-              <w:t xml:space="preserve"> </w:t>
-            </w:r>
-            <w:r>
-              <w:t>#1:</w:t>
-            </w:r>
-            <w:r>
-              <w:rPr>
-                <w:spacing w:val="30"/>
-              </w:rPr>
-              <w:t xml:space="preserve"> </w:t>
-            </w:r>
-            <w:r>
-              <w:t>ArcGIS Pro</w:t>
             </w:r>
           </w:p>
         </w:tc>
@@ -3952,30 +3982,30 @@
                 <w:rFonts w:eastAsia="SimSun"/>
                 <w:lang w:eastAsia="zh-CN"/>
               </w:rPr>
-              <w:t xml:space="preserve"> 3/2</w:t>
-            </w:r>
-          </w:p>
-          <w:p>
-            <w:pPr>
-              <w:jc w:val="center"/>
+              <w:t xml:space="preserve"> </w:t>
+            </w:r>
+            <w:r>
               <w:rPr>
                 <w:rFonts w:eastAsia="SimSun"/>
                 <w:lang w:eastAsia="zh-CN"/>
               </w:rPr>
-            </w:pPr>
-            <w:r>
-              <w:rPr>
-                <w:rFonts w:eastAsia="SimSun" w:hint="eastAsia"/>
-                <w:lang w:eastAsia="zh-CN"/>
-              </w:rPr>
-              <w:t>PMD</w:t>
-            </w:r>
-            <w:r>
+              <w:t>8</w:t>
+            </w:r>
+          </w:p>
+          <w:p>
+            <w:pPr>
+              <w:jc w:val="center"/>
               <w:rPr>
                 <w:rFonts w:eastAsia="SimSun"/>
                 <w:lang w:eastAsia="zh-CN"/>
               </w:rPr>
-              <w:t xml:space="preserve"> 1/12</w:t>
+            </w:pPr>
+            <w:r>
+              <w:rPr>
+                <w:rFonts w:eastAsia="SimSun"/>
+                <w:lang w:eastAsia="zh-CN"/>
+              </w:rPr>
+              <w:t>DGIS 2</w:t>
             </w:r>
           </w:p>
         </w:tc>
@@ -4293,40 +4323,17 @@
             </w:pPr>
             <w:r>
               <w:rPr>
-                <w:rFonts w:eastAsia="SimSun" w:hint="eastAsia"/>
-                <w:lang w:eastAsia="zh-CN"/>
-              </w:rPr>
-              <w:t>GF</w:t>
-            </w:r>
-            <w:r>
-              <w:rPr>
                 <w:rFonts w:eastAsia="SimSun"/>
                 <w:lang w:eastAsia="zh-CN"/>
               </w:rPr>
-              <w:t xml:space="preserve"> 8</w:t>
-            </w:r>
-          </w:p>
-          <w:p>
-            <w:pPr>
-              <w:jc w:val="center"/>
+              <w:t>DGIS 2</w:t>
+            </w:r>
+            <w:r>
               <w:rPr>
                 <w:rFonts w:eastAsia="SimSun"/>
                 <w:lang w:eastAsia="zh-CN"/>
               </w:rPr>
-            </w:pPr>
-            <w:r>
-              <w:rPr>
-                <w:rFonts w:eastAsia="SimSun" w:hint="eastAsia"/>
-                <w:lang w:eastAsia="zh-CN"/>
-              </w:rPr>
-              <w:t>PMD</w:t>
-            </w:r>
-            <w:r>
-              <w:rPr>
-                <w:rFonts w:eastAsia="SimSun"/>
-                <w:lang w:eastAsia="zh-CN"/>
-              </w:rPr>
-              <w:t xml:space="preserve"> 2</w:t>
+              <w:t>&amp;3</w:t>
             </w:r>
           </w:p>
         </w:tc>
@@ -4699,44 +4706,28 @@
                 <w:rFonts w:eastAsia="SimSun" w:hint="eastAsia"/>
                 <w:lang w:eastAsia="zh-CN"/>
               </w:rPr>
-              <w:t>DGIS</w:t>
+              <w:t>PMD</w:t>
             </w:r>
             <w:r>
               <w:rPr>
                 <w:rFonts w:eastAsia="SimSun"/>
                 <w:lang w:eastAsia="zh-CN"/>
               </w:rPr>
-              <w:t xml:space="preserve"> 7/8</w:t>
-            </w:r>
-          </w:p>
-          <w:p>
-            <w:pPr>
-              <w:jc w:val="center"/>
+              <w:t xml:space="preserve"> </w:t>
+            </w:r>
+            <w:r>
               <w:rPr>
                 <w:rFonts w:eastAsia="SimSun"/>
                 <w:lang w:eastAsia="zh-CN"/>
               </w:rPr>
-            </w:pPr>
+              <w:t>2&amp;</w:t>
+            </w:r>
             <w:r>
               <w:rPr>
                 <w:rFonts w:eastAsia="SimSun"/>
                 <w:lang w:eastAsia="zh-CN"/>
               </w:rPr>
-              <w:t xml:space="preserve"> </w:t>
-            </w:r>
-            <w:r>
-              <w:rPr>
-                <w:rFonts w:eastAsia="SimSun" w:hint="eastAsia"/>
-                <w:lang w:eastAsia="zh-CN"/>
-              </w:rPr>
-              <w:t>PMD</w:t>
-            </w:r>
-            <w:r>
-              <w:rPr>
-                <w:rFonts w:eastAsia="SimSun"/>
-                <w:lang w:eastAsia="zh-CN"/>
-              </w:rPr>
-              <w:t xml:space="preserve"> 3</w:t>
+              <w:t>3</w:t>
             </w:r>
           </w:p>
         </w:tc>
@@ -6225,7 +6216,7 @@
             <w:pPr>
               <w:jc w:val="center"/>
               <w:rPr>
-                <w:rFonts w:eastAsiaTheme="minorEastAsia" w:hint="eastAsia"/>
+                <w:rFonts w:eastAsiaTheme="minorEastAsia"/>
                 <w:b/>
                 <w:bCs/>
                 <w:i/>
@@ -6289,34 +6280,6 @@
                 <w:lang w:eastAsia="zh-CN"/>
               </w:rPr>
             </w:pPr>
-            <w:r>
-              <w:rPr>
-                <w:rFonts w:eastAsia="SimSun" w:hint="eastAsia"/>
-                <w:lang w:eastAsia="zh-CN"/>
-              </w:rPr>
-              <w:t>GF</w:t>
-            </w:r>
-            <w:r>
-              <w:rPr>
-                <w:rFonts w:eastAsia="SimSun"/>
-                <w:lang w:eastAsia="zh-CN"/>
-              </w:rPr>
-              <w:t xml:space="preserve"> 4, </w:t>
-            </w:r>
-            <w:r>
-              <w:rPr>
-                <w:rFonts w:eastAsia="SimSun" w:hint="eastAsia"/>
-                <w:lang w:eastAsia="zh-CN"/>
-              </w:rPr>
-              <w:t>PMD</w:t>
-            </w:r>
-            <w:r>
-              <w:rPr>
-                <w:rFonts w:eastAsia="SimSun"/>
-                <w:lang w:eastAsia="zh-CN"/>
-              </w:rPr>
-              <w:t xml:space="preserve"> 6/7</w:t>
-            </w:r>
           </w:p>
         </w:tc>
       </w:tr>
@@ -6638,30 +6601,14 @@
                 <w:rFonts w:eastAsia="SimSun"/>
                 <w:lang w:eastAsia="zh-CN"/>
               </w:rPr>
-              <w:t>14/9</w:t>
-            </w:r>
-          </w:p>
-          <w:p>
-            <w:pPr>
-              <w:jc w:val="center"/>
+              <w:t>9</w:t>
+            </w:r>
+            <w:r>
               <w:rPr>
                 <w:rFonts w:eastAsia="SimSun"/>
                 <w:lang w:eastAsia="zh-CN"/>
               </w:rPr>
-            </w:pPr>
-            <w:r>
-              <w:rPr>
-                <w:rFonts w:eastAsia="SimSun" w:hint="eastAsia"/>
-                <w:lang w:eastAsia="zh-CN"/>
-              </w:rPr>
-              <w:t>PMD</w:t>
-            </w:r>
-            <w:r>
-              <w:rPr>
-                <w:rFonts w:eastAsia="SimSun"/>
-                <w:lang w:eastAsia="zh-CN"/>
-              </w:rPr>
-              <w:t xml:space="preserve"> 8</w:t>
+              <w:t>&amp;14</w:t>
             </w:r>
           </w:p>
         </w:tc>
@@ -6967,7 +6914,7 @@
                 <w:rFonts w:eastAsia="SimSun"/>
                 <w:lang w:eastAsia="zh-CN"/>
               </w:rPr>
-              <w:t>9/10,</w:t>
+              <w:t>9,</w:t>
             </w:r>
           </w:p>
           <w:p>
@@ -6990,7 +6937,7 @@
                 <w:rFonts w:eastAsia="SimSun"/>
                 <w:lang w:eastAsia="zh-CN"/>
               </w:rPr>
-              <w:t xml:space="preserve"> 8/10</w:t>
+              <w:t xml:space="preserve"> 10</w:t>
             </w:r>
           </w:p>
         </w:tc>
@@ -7301,14 +7248,14 @@
                 <w:rFonts w:eastAsia="SimSun" w:hint="eastAsia"/>
                 <w:lang w:eastAsia="zh-CN"/>
               </w:rPr>
-              <w:t xml:space="preserve"> 1</w:t>
+              <w:t xml:space="preserve"> </w:t>
             </w:r>
             <w:r>
               <w:rPr>
                 <w:rFonts w:eastAsia="SimSun"/>
                 <w:lang w:eastAsia="zh-CN"/>
               </w:rPr>
-              <w:t>0/7</w:t>
+              <w:t>7&amp;10</w:t>
             </w:r>
           </w:p>
           <w:p>
@@ -8079,7 +8026,8 @@
         <w:spacing w:line="186" w:lineRule="exact"/>
         <w:jc w:val="center"/>
         <w:sectPr>
-          <w:footerReference w:type="default" r:id="rId13"/>
+          <w:headerReference w:type="default" r:id="rId13"/>
+          <w:footerReference w:type="default" r:id="rId14"/>
           <w:pgSz w:w="12240" w:h="15840"/>
           <w:pgMar w:top="1080" w:right="1200" w:bottom="1440" w:left="1360" w:header="576" w:footer="1012" w:gutter="0"/>
           <w:cols w:space="720"/>
@@ -12247,7 +12195,25 @@
           <w:i/>
           <w:sz w:val="24"/>
         </w:rPr>
-        <w:t xml:space="preserve">If you are more than 10 minutes late for an exam or final, it will not be completed and you will receive a grade of zero on the </w:t>
+        <w:t xml:space="preserve">If you are more than 10 minutes late for an exam or final, it will not be </w:t>
+      </w:r>
+      <w:proofErr w:type="gramStart"/>
+      <w:r>
+        <w:rPr>
+          <w:b/>
+          <w:i/>
+          <w:sz w:val="24"/>
+        </w:rPr>
+        <w:t>completed</w:t>
+      </w:r>
+      <w:proofErr w:type="gramEnd"/>
+      <w:r>
+        <w:rPr>
+          <w:b/>
+          <w:i/>
+          <w:sz w:val="24"/>
+        </w:rPr>
+        <w:t xml:space="preserve"> and you will receive a grade of zero on the </w:t>
       </w:r>
       <w:r>
         <w:rPr>
@@ -12530,6 +12496,7 @@
         </w:rPr>
         <w:t xml:space="preserve"> </w:t>
       </w:r>
+      <w:proofErr w:type="gramStart"/>
       <w:r>
         <w:rPr>
           <w:b/>
@@ -12538,6 +12505,7 @@
         </w:rPr>
         <w:t>grades</w:t>
       </w:r>
+      <w:proofErr w:type="gramEnd"/>
       <w:r>
         <w:rPr>
           <w:b/>
@@ -13452,7 +13420,21 @@
         <w:rPr>
           <w:sz w:val="24"/>
         </w:rPr>
-        <w:t>You are encouraged to think critically and ask stimulating questions, but always respect your fellow students and your instructor.</w:t>
+        <w:t xml:space="preserve">You are encouraged to think critically and ask stimulating </w:t>
+      </w:r>
+      <w:proofErr w:type="gramStart"/>
+      <w:r>
+        <w:rPr>
+          <w:sz w:val="24"/>
+        </w:rPr>
+        <w:t>questions, but</w:t>
+      </w:r>
+      <w:proofErr w:type="gramEnd"/>
+      <w:r>
+        <w:rPr>
+          <w:sz w:val="24"/>
+        </w:rPr>
+        <w:t xml:space="preserve"> always respect your fellow students and your instructor.</w:t>
       </w:r>
     </w:p>
     <w:p>
@@ -13551,9 +13533,11 @@
         </w:rPr>
         <w:t xml:space="preserve"> </w:t>
       </w:r>
+      <w:proofErr w:type="gramStart"/>
       <w:r>
         <w:t>Arkansas</w:t>
       </w:r>
+      <w:proofErr w:type="gramEnd"/>
       <w:r>
         <w:rPr>
           <w:spacing w:val="-8"/>
@@ -13743,7 +13727,7 @@
       <w:r>
         <w:t xml:space="preserve">However, the schedule may be changed, and we will transfer to a virtual format if face-to-face delivery is interrupted. All students are expected to know and comply with university policies related to Covid-19. For information and resources, see </w:t>
       </w:r>
-      <w:hyperlink r:id="rId14">
+      <w:hyperlink r:id="rId15">
         <w:r>
           <w:rPr>
             <w:color w:val="944F71"/>
@@ -13771,7 +13755,7 @@
       <w:r>
         <w:t>Please stay healthy. If you feel any symptoms of COVID-19 (e.g., a fever of 100.4 degrees last two days, a cough, difficulty breathing, or a sore throat), please contact your healthcare provider or the Student Health Clinic (</w:t>
       </w:r>
-      <w:hyperlink r:id="rId15">
+      <w:hyperlink r:id="rId16">
         <w:r>
           <w:rPr>
             <w:color w:val="944F71"/>
@@ -13830,7 +13814,15 @@
         <w:t xml:space="preserve"> </w:t>
       </w:r>
       <w:r>
-        <w:t>to academic integrity and expects all members of the university community to accept shared responsibility for maintaining academic integrity. Students in this course are subject to the provisions of the university’s Academic Integrity</w:t>
+        <w:t xml:space="preserve">to academic integrity and expects all members of the university community to accept shared responsibility for maintaining academic integrity. Students </w:t>
+      </w:r>
+      <w:proofErr w:type="gramStart"/>
+      <w:r>
+        <w:t>in</w:t>
+      </w:r>
+      <w:proofErr w:type="gramEnd"/>
+      <w:r>
+        <w:t xml:space="preserve"> this course are subject to the provisions of the university’s Academic Integrity</w:t>
       </w:r>
       <w:r>
         <w:rPr>
@@ -14196,9 +14188,11 @@
         </w:rPr>
         <w:t xml:space="preserve"> </w:t>
       </w:r>
+      <w:proofErr w:type="gramStart"/>
       <w:r>
         <w:t>in</w:t>
       </w:r>
+      <w:proofErr w:type="gramEnd"/>
       <w:r>
         <w:rPr>
           <w:spacing w:val="-8"/>
@@ -14247,9 +14241,11 @@
         <w:pStyle w:val="Heading1"/>
         <w:jc w:val="both"/>
       </w:pPr>
+      <w:proofErr w:type="gramStart"/>
       <w:r>
         <w:t>Accommodations</w:t>
       </w:r>
+      <w:proofErr w:type="gramEnd"/>
     </w:p>
     <w:p>
       <w:pPr>
@@ -14426,7 +14422,7 @@
       <w:r>
         <w:t xml:space="preserve">An Emergency Procedures Summary (EPS) for the building in which this class is held will be discussed during the first week of this course. EPS documents for most buildings on campus are available at </w:t>
       </w:r>
-      <w:hyperlink r:id="rId16">
+      <w:hyperlink r:id="rId17">
         <w:r>
           <w:rPr>
             <w:color w:val="944F71"/>
@@ -14468,7 +14464,15 @@
         <w:jc w:val="both"/>
       </w:pPr>
       <w:r>
-        <w:t>The University of Central Arkansas is dedicated to attracting and supporting a diverse student, faculty, and staff population and enhanced multicultural learning opportunities. We value the opportunity</w:t>
+        <w:t xml:space="preserve">The University of Central Arkansas is dedicated to attracting and supporting </w:t>
+      </w:r>
+      <w:proofErr w:type="gramStart"/>
+      <w:r>
+        <w:t>a diverse</w:t>
+      </w:r>
+      <w:proofErr w:type="gramEnd"/>
+      <w:r>
+        <w:t xml:space="preserve"> student, faculty, and staff population and enhanced multicultural learning opportunities. We value the opportunity</w:t>
       </w:r>
       <w:r>
         <w:rPr>
@@ -14704,7 +14708,7 @@
       <w:r>
         <w:t>marital status, socioeconomic background, sexual orientation, physical ability, political affiliation, and intellectual perspective (</w:t>
       </w:r>
-      <w:hyperlink r:id="rId17">
+      <w:hyperlink r:id="rId18">
         <w:r>
           <w:rPr>
             <w:color w:val="944F71"/>
@@ -14754,7 +14758,15 @@
         <w:jc w:val="both"/>
       </w:pPr>
       <w:r>
-        <w:t>In furtherance of its core values— academic vitality, integrity, and diversity—UCA is dedicated to promoting a campus community free from discrimination. Title IX of the Education Amendments Act of 1972 requires all educational institutions to address gender-based discrimination on campus, and UCA implements these Federal requirements through a fair, consistent, and appropriate process of investigation and adjudication. Please see UCA’s Title IX website</w:t>
+        <w:t xml:space="preserve">In furtherance of its core values— academic vitality, integrity, and </w:t>
+      </w:r>
+      <w:proofErr w:type="gramStart"/>
+      <w:r>
+        <w:t>diversity—</w:t>
+      </w:r>
+      <w:proofErr w:type="gramEnd"/>
+      <w:r>
+        <w:t>UCA is dedicated to promoting a campus community free from discrimination. Title IX of the Education Amendments Act of 1972 requires all educational institutions to address gender-based discrimination on campus, and UCA implements these Federal requirements through a fair, consistent, and appropriate process of investigation and adjudication. Please see UCA’s Title IX website</w:t>
       </w:r>
       <w:r>
         <w:rPr>
@@ -14765,7 +14777,7 @@
       <w:r>
         <w:t>(</w:t>
       </w:r>
-      <w:hyperlink r:id="rId18">
+      <w:hyperlink r:id="rId19">
         <w:r>
           <w:rPr>
             <w:color w:val="0000FF"/>
@@ -14822,6 +14834,7 @@
       <w:r>
         <w:t>relevant</w:t>
       </w:r>
+      <w:proofErr w:type="gramStart"/>
       <w:r>
         <w:rPr>
           <w:spacing w:val="-5"/>
@@ -14849,6 +14862,7 @@
       <w:r>
         <w:t>opportunities, and related information.</w:t>
       </w:r>
+      <w:proofErr w:type="gramEnd"/>
     </w:p>
     <w:p>
       <w:pPr>
@@ -15081,7 +15095,39 @@
           <w:b/>
           <w:sz w:val="24"/>
         </w:rPr>
-        <w:t xml:space="preserve">Students may evaluate courses they are taking starting on Monday, Nov 20 2023, through Sunday, Dec 17 2023 by logging in to myUCA and clicking on the Course </w:t>
+        <w:t>Students may evaluate courses they are taking starting on Monday, Nov 20</w:t>
+      </w:r>
+      <w:proofErr w:type="gramStart"/>
+      <w:r>
+        <w:rPr>
+          <w:b/>
+          <w:sz w:val="24"/>
+        </w:rPr>
+        <w:t xml:space="preserve"> 2023</w:t>
+      </w:r>
+      <w:proofErr w:type="gramEnd"/>
+      <w:r>
+        <w:rPr>
+          <w:b/>
+          <w:sz w:val="24"/>
+        </w:rPr>
+        <w:t>, through Sunday, Dec 17</w:t>
+      </w:r>
+      <w:proofErr w:type="gramStart"/>
+      <w:r>
+        <w:rPr>
+          <w:b/>
+          <w:sz w:val="24"/>
+        </w:rPr>
+        <w:t xml:space="preserve"> 2023</w:t>
+      </w:r>
+      <w:proofErr w:type="gramEnd"/>
+      <w:r>
+        <w:rPr>
+          <w:b/>
+          <w:sz w:val="24"/>
+        </w:rPr>
+        <w:t xml:space="preserve"> by logging in to myUCA and clicking on the Course </w:t>
       </w:r>
       <w:r>
         <w:rPr>
@@ -15093,7 +15139,7 @@
       </w:r>
     </w:p>
     <w:sectPr>
-      <w:footerReference w:type="default" r:id="rId19"/>
+      <w:footerReference w:type="default" r:id="rId20"/>
       <w:pgSz w:w="12240" w:h="15840"/>
       <w:pgMar w:top="1080" w:right="1200" w:bottom="1440" w:left="1360" w:header="576" w:footer="1012" w:gutter="0"/>
       <w:cols w:space="720"/>
@@ -15167,6 +15213,28 @@
     </w:p>
   </w:footnote>
 </w:footnotes>
+</file>
+
+<file path=word/header1.xml><?xml version="1.0" encoding="utf-8"?>
+<w:hdr xmlns:wpc="http://schemas.microsoft.com/office/word/2010/wordprocessingCanvas" xmlns:cx="http://schemas.microsoft.com/office/drawing/2014/chartex" xmlns:cx1="http://schemas.microsoft.com/office/drawing/2015/9/8/chartex" xmlns:cx2="http://schemas.microsoft.com/office/drawing/2015/10/21/chartex" xmlns:cx3="http://schemas.microsoft.com/office/drawing/2016/5/9/chartex" xmlns:cx4="http://schemas.microsoft.com/office/drawing/2016/5/10/chartex" xmlns:cx5="http://schemas.microsoft.com/office/drawing/2016/5/11/chartex" xmlns:cx6="http://schemas.microsoft.com/office/drawing/2016/5/12/chartex" xmlns:cx7="http://schemas.microsoft.com/office/drawing/2016/5/13/chartex" xmlns:cx8="http://schemas.microsoft.com/office/drawing/2016/5/14/chartex" xmlns:mc="http://schemas.openxmlformats.org/markup-compatibility/2006" xmlns:aink="http://schemas.microsoft.com/office/drawing/2016/ink" xmlns:am3d="http://schemas.microsoft.com/office/drawing/2017/model3d" xmlns:o="urn:schemas-microsoft-com:office:office" xmlns:oel="http://schemas.microsoft.com/office/2019/extlst" xmlns:r="http://schemas.openxmlformats.org/officeDocument/2006/relationships" xmlns:m="http://schemas.openxmlformats.org/officeDocument/2006/math" xmlns:v="urn:schemas-microsoft-com:vml" xmlns:wp14="http://schemas.microsoft.com/office/word/2010/wordprocessingDrawing" xmlns:wp="http://schemas.openxmlformats.org/drawingml/2006/wordprocessingDrawing" xmlns:w10="urn:schemas-microsoft-com:office:word" xmlns:w="http://schemas.openxmlformats.org/wordprocessingml/2006/main" xmlns:w14="http://schemas.microsoft.com/office/word/2010/wordml" xmlns:w15="http://schemas.microsoft.com/office/word/2012/wordml" xmlns:w16cex="http://schemas.microsoft.com/office/word/2018/wordml/cex" xmlns:w16cid="http://schemas.microsoft.com/office/word/2016/wordml/cid" xmlns:w16="http://schemas.microsoft.com/office/word/2018/wordml" xmlns:w16du="http://schemas.microsoft.com/office/word/2023/wordml/word16du" xmlns:w16sdtdh="http://schemas.microsoft.com/office/word/2020/wordml/sdtdatahash" xmlns:w16sdtfl="http://schemas.microsoft.com/office/word/2024/wordml/sdtformatlock" xmlns:w16se="http://schemas.microsoft.com/office/word/2015/wordml/symex" xmlns:wpg="http://schemas.microsoft.com/office/word/2010/wordprocessingGroup" xmlns:wpi="http://schemas.microsoft.com/office/word/2010/wordprocessingInk" xmlns:wne="http://schemas.microsoft.com/office/word/2006/wordml" xmlns:wps="http://schemas.microsoft.com/office/word/2010/wordprocessingShape" mc:Ignorable="w14 w15 w16se w16cid w16 w16cex w16sdtdh w16sdtfl w16du wp14">
+  <w:p>
+    <w:pPr>
+      <w:pStyle w:val="Header"/>
+      <w:jc w:val="center"/>
+      <w:rPr>
+        <w:rFonts w:eastAsiaTheme="minorEastAsia"/>
+        <w:lang w:eastAsia="zh-CN"/>
+      </w:rPr>
+    </w:pPr>
+    <w:r>
+      <w:rPr>
+        <w:rFonts w:eastAsiaTheme="minorEastAsia" w:hint="eastAsia"/>
+        <w:lang w:eastAsia="zh-CN"/>
+      </w:rPr>
+      <w:t>GEOG 2475 Fall 2025</w:t>
+    </w:r>
+  </w:p>
+</w:hdr>
 </file>
 
 <file path=word/numbering.xml><?xml version="1.0" encoding="utf-8"?>
